--- a/docs/Resident_Lovely_Master_Game_Design_Specification.docx
+++ b/docs/Resident_Lovely_Master_Game_Design_Specification.docx
@@ -41,7 +41,7 @@
           <w:sz w:val="20"/>
           <w:color w:val="64748B"/>
         </w:rPr>
-        <w:t>Version 6.1.0 | Standard: NEXUS PRIVE v6.1 | Pierrefektion Architecture</w:t>
+        <w:t>Version 6.2.0 | Standard: NEXUS PRIVE v6.2 | Pierrefektion Architecture</w:t>
       </w:r>
     </w:p>
     <!-- Section 1 -->

--- a/docs/Resident_Lovely_Master_Game_Design_Specification.docx
+++ b/docs/Resident_Lovely_Master_Game_Design_Specification.docx
@@ -41,7 +41,7 @@
           <w:sz w:val="20"/>
           <w:color w:val="64748B"/>
         </w:rPr>
-        <w:t>Version 6.2.0 | Standard: NEXUS PRIVE v6.2 | Pierrefektion Architecture</w:t>
+        <w:t>Version 6.3.0 | Standard: NEXUS PRIVE v6.3 | Pierrefektion Architecture</w:t>
       </w:r>
     </w:p>
     <!-- Section 1 -->
